--- a/KEVIN EARL MASLANKA RESUME FINAL.docx
+++ b/KEVIN EARL MASLANKA RESUME FINAL.docx
@@ -557,7 +557,63 @@
           <w:sz w:val="22"/>
           <w:szCs w:val="22"/>
         </w:rPr>
-        <w:t xml:space="preserve"> C++, HTML/CSS, API integration, Visual Studio</w:t>
+        <w:t xml:space="preserve"> </w:t>
+      </w:r>
+      <w:r>
+        <w:rPr>
+          <w:rFonts w:cstheme="minorHAnsi"/>
+          <w:kern w:val="0"/>
+          <w:sz w:val="22"/>
+          <w:szCs w:val="22"/>
+        </w:rPr>
+        <w:t>Python</w:t>
+      </w:r>
+      <w:r>
+        <w:rPr>
+          <w:rFonts w:cstheme="minorHAnsi"/>
+          <w:kern w:val="0"/>
+          <w:sz w:val="22"/>
+          <w:szCs w:val="22"/>
+        </w:rPr>
+        <w:t>,</w:t>
+      </w:r>
+      <w:r>
+        <w:rPr>
+          <w:rFonts w:cstheme="minorHAnsi"/>
+          <w:kern w:val="0"/>
+          <w:sz w:val="22"/>
+          <w:szCs w:val="22"/>
+        </w:rPr>
+        <w:t xml:space="preserve"> </w:t>
+      </w:r>
+      <w:proofErr w:type="spellStart"/>
+      <w:r>
+        <w:rPr>
+          <w:rFonts w:cstheme="minorHAnsi"/>
+          <w:kern w:val="0"/>
+          <w:sz w:val="22"/>
+          <w:szCs w:val="22"/>
+        </w:rPr>
+        <w:t>php</w:t>
+      </w:r>
+      <w:proofErr w:type="spellEnd"/>
+      <w:r>
+        <w:rPr>
+          <w:rFonts w:cstheme="minorHAnsi"/>
+          <w:kern w:val="0"/>
+          <w:sz w:val="22"/>
+          <w:szCs w:val="22"/>
+        </w:rPr>
+        <w:t>,</w:t>
+      </w:r>
+      <w:r>
+        <w:rPr>
+          <w:rFonts w:cstheme="minorHAnsi"/>
+          <w:kern w:val="0"/>
+          <w:sz w:val="22"/>
+          <w:szCs w:val="22"/>
+        </w:rPr>
+        <w:t xml:space="preserve"> HTML/CSS, API integration, Visual Studio</w:t>
       </w:r>
     </w:p>
     <w:p>
@@ -2152,13 +2208,57 @@
     <w:lsdException w:name="HTML Sample" w:semiHidden="1" w:unhideWhenUsed="1"/>
     <w:lsdException w:name="HTML Typewriter" w:semiHidden="1" w:unhideWhenUsed="1"/>
     <w:lsdException w:name="HTML Variable" w:semiHidden="1" w:unhideWhenUsed="1"/>
+    <w:lsdException w:name="Normal Table" w:semiHidden="1" w:unhideWhenUsed="1"/>
     <w:lsdException w:name="annotation subject" w:semiHidden="1" w:unhideWhenUsed="1"/>
     <w:lsdException w:name="No List" w:semiHidden="1" w:unhideWhenUsed="1"/>
     <w:lsdException w:name="Outline List 1" w:semiHidden="1" w:unhideWhenUsed="1"/>
     <w:lsdException w:name="Outline List 2" w:semiHidden="1" w:unhideWhenUsed="1"/>
     <w:lsdException w:name="Outline List 3" w:semiHidden="1" w:unhideWhenUsed="1"/>
+    <w:lsdException w:name="Table Simple 1" w:semiHidden="1" w:unhideWhenUsed="1"/>
+    <w:lsdException w:name="Table Simple 2" w:semiHidden="1" w:unhideWhenUsed="1"/>
+    <w:lsdException w:name="Table Simple 3" w:semiHidden="1" w:unhideWhenUsed="1"/>
+    <w:lsdException w:name="Table Classic 1" w:semiHidden="1" w:unhideWhenUsed="1"/>
+    <w:lsdException w:name="Table Classic 2" w:semiHidden="1" w:unhideWhenUsed="1"/>
+    <w:lsdException w:name="Table Classic 3" w:semiHidden="1" w:unhideWhenUsed="1"/>
+    <w:lsdException w:name="Table Classic 4" w:semiHidden="1" w:unhideWhenUsed="1"/>
+    <w:lsdException w:name="Table Colorful 1" w:semiHidden="1" w:unhideWhenUsed="1"/>
+    <w:lsdException w:name="Table Colorful 2" w:semiHidden="1" w:unhideWhenUsed="1"/>
+    <w:lsdException w:name="Table Colorful 3" w:semiHidden="1" w:unhideWhenUsed="1"/>
+    <w:lsdException w:name="Table Columns 1" w:semiHidden="1" w:unhideWhenUsed="1"/>
+    <w:lsdException w:name="Table Columns 2" w:semiHidden="1" w:unhideWhenUsed="1"/>
+    <w:lsdException w:name="Table Columns 3" w:semiHidden="1" w:unhideWhenUsed="1"/>
+    <w:lsdException w:name="Table Columns 4" w:semiHidden="1" w:unhideWhenUsed="1"/>
+    <w:lsdException w:name="Table Columns 5" w:semiHidden="1" w:unhideWhenUsed="1"/>
+    <w:lsdException w:name="Table Grid 1" w:semiHidden="1" w:unhideWhenUsed="1"/>
+    <w:lsdException w:name="Table Grid 2" w:semiHidden="1" w:unhideWhenUsed="1"/>
+    <w:lsdException w:name="Table Grid 3" w:semiHidden="1" w:unhideWhenUsed="1"/>
+    <w:lsdException w:name="Table Grid 4" w:semiHidden="1" w:unhideWhenUsed="1"/>
+    <w:lsdException w:name="Table Grid 5" w:semiHidden="1" w:unhideWhenUsed="1"/>
+    <w:lsdException w:name="Table Grid 6" w:semiHidden="1" w:unhideWhenUsed="1"/>
+    <w:lsdException w:name="Table Grid 7" w:semiHidden="1" w:unhideWhenUsed="1"/>
+    <w:lsdException w:name="Table Grid 8" w:semiHidden="1" w:unhideWhenUsed="1"/>
+    <w:lsdException w:name="Table List 1" w:semiHidden="1" w:unhideWhenUsed="1"/>
+    <w:lsdException w:name="Table List 2" w:semiHidden="1" w:unhideWhenUsed="1"/>
+    <w:lsdException w:name="Table List 3" w:semiHidden="1" w:unhideWhenUsed="1"/>
+    <w:lsdException w:name="Table List 4" w:semiHidden="1" w:unhideWhenUsed="1"/>
+    <w:lsdException w:name="Table List 5" w:semiHidden="1" w:unhideWhenUsed="1"/>
+    <w:lsdException w:name="Table List 6" w:semiHidden="1" w:unhideWhenUsed="1"/>
+    <w:lsdException w:name="Table List 7" w:semiHidden="1" w:unhideWhenUsed="1"/>
+    <w:lsdException w:name="Table List 8" w:semiHidden="1" w:unhideWhenUsed="1"/>
+    <w:lsdException w:name="Table 3D effects 1" w:semiHidden="1" w:unhideWhenUsed="1"/>
+    <w:lsdException w:name="Table 3D effects 2" w:semiHidden="1" w:unhideWhenUsed="1"/>
+    <w:lsdException w:name="Table 3D effects 3" w:semiHidden="1" w:unhideWhenUsed="1"/>
+    <w:lsdException w:name="Table Contemporary" w:semiHidden="1" w:unhideWhenUsed="1"/>
+    <w:lsdException w:name="Table Elegant" w:semiHidden="1" w:unhideWhenUsed="1"/>
+    <w:lsdException w:name="Table Professional" w:semiHidden="1" w:unhideWhenUsed="1"/>
+    <w:lsdException w:name="Table Subtle 1" w:semiHidden="1" w:unhideWhenUsed="1"/>
+    <w:lsdException w:name="Table Subtle 2" w:semiHidden="1" w:unhideWhenUsed="1"/>
+    <w:lsdException w:name="Table Web 1" w:semiHidden="1" w:unhideWhenUsed="1"/>
+    <w:lsdException w:name="Table Web 2" w:semiHidden="1" w:unhideWhenUsed="1"/>
+    <w:lsdException w:name="Table Web 3" w:semiHidden="1" w:unhideWhenUsed="1"/>
     <w:lsdException w:name="Balloon Text" w:semiHidden="1" w:unhideWhenUsed="1"/>
     <w:lsdException w:name="Table Grid" w:uiPriority="39"/>
+    <w:lsdException w:name="Table Theme" w:semiHidden="1" w:unhideWhenUsed="1"/>
     <w:lsdException w:name="Placeholder Text" w:semiHidden="1"/>
     <w:lsdException w:name="No Spacing" w:uiPriority="1" w:qFormat="1"/>
     <w:lsdException w:name="Light Shading" w:uiPriority="60"/>
